--- a/applications/site/documents/vituity-ed-sacramento-cover-letter.docx
+++ b/applications/site/documents/vituity-ed-sacramento-cover-letter.docx
@@ -24,7 +24,7 @@
     </w:p>
     <w:p>
       <w:r>
-        <w:t>My California PA license application is in process, with an expected issue date of January 2027. I am planning to relocate to Northern California. I would welcome a conversation about timing.</w:t>
+        <w:t>My California PA license application is in process, with an expected issue date of January 2027. I am planning to move to Sacramento or the greater Sacramento area. I would welcome a conversation about timing.</w:t>
       </w:r>
     </w:p>
     <w:p>

--- a/applications/site/documents/vituity-ed-sacramento-cover-letter.docx
+++ b/applications/site/documents/vituity-ed-sacramento-cover-letter.docx
@@ -24,7 +24,7 @@
     </w:p>
     <w:p>
       <w:r>
-        <w:t>My California PA license application is in process, with an expected issue date of January 2027. I am planning to move to Sacramento or the greater Sacramento area. I would welcome a conversation about timing.</w:t>
+        <w:t>I am licensed as a PA in Iowa and Indiana, and my California license application is in process, with an expected issue date of January 2027. I am planning to move to Sacramento or the greater Sacramento area. I would welcome a conversation about timing.</w:t>
       </w:r>
     </w:p>
     <w:p>

--- a/applications/site/documents/vituity-ed-sacramento-cover-letter.docx
+++ b/applications/site/documents/vituity-ed-sacramento-cover-letter.docx
@@ -14,7 +14,7 @@
     </w:p>
     <w:p>
       <w:r>
-        <w:t>In the Emergency Department I independently evaluate and manage 15–25 patients per shift with acute, undifferentiated and life-threatening presentations, including three STEMIs (with STEMI activations), three NSTEMIs, CHF exacerbations, stroke alerts, seizures and aortic aneurysm. I order and interpret labs and imaging, work alongside attending physicians, nurses, pharmacists and consultants, and hold ACLS, BLS and ATLS certification. I perform procedures independently, including sutures (ten or more), incision and drainage (six), epistaxis management (four), cast placement (three), open fracture management (two) and joint reductions.</w:t>
+        <w:t>In the Emergency Department I independently evaluate and manage 15–25 patients per shift with acute, undifferentiated and life-threatening presentations, including three STEMIs (with STEMI activations), three NSTEMIs, CHF exacerbations, stroke alerts, seizures and aortic aneurysm. I order and interpret labs and imaging, work alongside attending physicians, nurses, pharmacists and consultants, and hold ACLS, BLS, ATLS and PALS certification. I perform procedures independently, including sutures (ten or more), incision and drainage (six), epistaxis management (four), cast placement (three), open fracture management (two) and joint reductions.</w:t>
       </w:r>
     </w:p>
     <w:p>
